--- a/eu-gmp-rag/ausgabe/Anhang 12 Ionisierende Strahlung in der Arzneimittelherstellung.docx
+++ b/eu-gmp-rag/ausgabe/Anhang 12 Ionisierende Strahlung in der Arzneimittelherstellung.docx
@@ -16,50 +16,9 @@
       </w:r>
     </w:p>
     <w:p>
-      <w:r>
-        <w:rPr>
-          <w:b/>
-        </w:rPr>
-        <w:t>Tabelle (zeilenweise wiedergegeben):</w:t>
-      </w:r>
-    </w:p>
-    <w:p>
       <w:pPr>
-        <w:pStyle w:val="ListBullet"/>
+        <w:pStyle w:val="Heading2"/>
       </w:pPr>
-      <w:r>
-        <w:t>EG-GMP Leitfaden, Anhang 12:: Ergänzende Leitlinie für die Herstellung von Arzneimitteln.</w:t>
-      </w:r>
-    </w:p>
-    <w:p>
-      <w:pPr>
-        <w:pStyle w:val="ListBullet"/>
-      </w:pPr>
-      <w:r>
-        <w:t>EG-GMP Leitfaden, Anhang 12:: unter Verwendung ionisierender Strahlen.</w:t>
-      </w:r>
-    </w:p>
-    <w:p>
-      <w:r>
-        <w:t>Anhang 12 wurde als Anlage 4 zur Bekanntmachung des Bundesministeriums für Gesundheit vom</w:t>
-      </w:r>
-    </w:p>
-    <w:p>
-      <w:r>
-        <w:t>28. Oktober 1992 in deutscher Sprache veröffentlicht (BAnz. Nr. 224 vom 28. November 1992).</w:t>
-      </w:r>
-    </w:p>
-    <w:p>
-      <w:r>
-        <w:t>Hinweis:</w:t>
-      </w:r>
-    </w:p>
-    <w:p>
-      <w:r>
-        <w:t>Der Inhaber einer oder der Antragsteller für eine Zulassung eines Arzneimittels, das unter Verwendung ionisierender Strahlen hergestellt wird, sollte auch die Mitteilung des Ausschusses für Arzneispezialitäten der Europäischen Agentur (CPMP) „Ionising radiation in the manufacture of medicinal products“ beachten.</w:t>
-      </w:r>
-    </w:p>
-    <w:p>
       <w:r>
         <w:t>Einleitung</w:t>
       </w:r>
@@ -81,7 +40,15 @@
     </w:p>
     <w:p>
       <w:r>
-        <w:t>Elektronenbestrahlung: Die Produkte werden an einem kontinuierlichen oder intermittenten Hochenergie-Elektronenstrahl (Betastrahlung) vorbeigeführt und von diesem in einer Hin- und Rückbewegung bestrahlt. Verantwortlichkeiten</w:t>
+        <w:t>Elektronenbestrahlung: Die Produkte werden an einem kontinuierlichen oder intermittenten Hochenergie-Elektronenstrahl (Betastrahlung) vorbeigeführt und von diesem in einer Hin- und Rückbewegung bestrahlt.</w:t>
+      </w:r>
+    </w:p>
+    <w:p>
+      <w:pPr>
+        <w:pStyle w:val="Heading2"/>
+      </w:pPr>
+      <w:r>
+        <w:t>Verantwortlichkeiten</w:t>
       </w:r>
     </w:p>
     <w:p>
@@ -100,6 +67,9 @@
       </w:r>
     </w:p>
     <w:p>
+      <w:pPr>
+        <w:pStyle w:val="Heading2"/>
+      </w:pPr>
       <w:r>
         <w:t>Dosimetrie</w:t>
       </w:r>
@@ -126,7 +96,15 @@
     </w:p>
     <w:p>
       <w:r>
-        <w:t>8. Die Wellenlänge des Instruments zur Messung der Absorptionsänderungen bei Dosimetern und das zu deren Dickenmessung verwendete Instrument sollten regelmäßig kalibriert werden; die Abstände zwischen diesen Prüfungen sind aufgrund der Stabilität, des Verwendungszwecks und des Gebrauchs festzulegen. Validierung des Prozesses</w:t>
+        <w:t>8. Die Wellenlänge des Instruments zur Messung der Absorptionsänderungen bei Dosimetern und das zu deren Dickenmessung verwendete Instrument sollten regelmäßig kalibriert werden; die Abstände zwischen diesen Prüfungen sind aufgrund der Stabilität, des Verwendungszwecks und des Gebrauchs festzulegen.</w:t>
+      </w:r>
+    </w:p>
+    <w:p>
+      <w:pPr>
+        <w:pStyle w:val="Heading2"/>
+      </w:pPr>
+      <w:r>
+        <w:t>Validierung des Prozesses</w:t>
       </w:r>
     </w:p>
     <w:p>
@@ -180,11 +158,17 @@
       </w:r>
     </w:p>
     <w:p>
+      <w:pPr>
+        <w:pStyle w:val="Heading2"/>
+      </w:pPr>
       <w:r>
         <w:t>Abnahme der Anlage</w:t>
       </w:r>
     </w:p>
     <w:p>
+      <w:pPr>
+        <w:pStyle w:val="Heading2"/>
+      </w:pPr>
       <w:r>
         <w:t>Allgemeines</w:t>
       </w:r>
@@ -220,11 +204,17 @@
       </w:r>
     </w:p>
     <w:p>
+      <w:pPr>
+        <w:pStyle w:val="Heading2"/>
+      </w:pPr>
       <w:r>
         <w:t>Gammabestrahlungsanlagen</w:t>
       </w:r>
     </w:p>
     <w:p>
+      <w:pPr>
+        <w:pStyle w:val="Heading2"/>
+      </w:pPr>
       <w:r>
         <w:t>Konstruktion</w:t>
       </w:r>
@@ -265,6 +255,9 @@
       </w:r>
     </w:p>
     <w:p>
+      <w:pPr>
+        <w:pStyle w:val="Heading2"/>
+      </w:pPr>
       <w:r>
         <w:t>Erstellung des Strahlungsverteilungsplans ("Dose Mapping")</w:t>
       </w:r>
@@ -300,11 +293,17 @@
       </w:r>
     </w:p>
     <w:p>
+      <w:pPr>
+        <w:pStyle w:val="Heading2"/>
+      </w:pPr>
       <w:r>
         <w:t>Elektronenbestrahlungsanlagen</w:t>
       </w:r>
     </w:p>
     <w:p>
+      <w:pPr>
+        <w:pStyle w:val="Heading2"/>
+      </w:pPr>
       <w:r>
         <w:t>Konstruktion</w:t>
       </w:r>
@@ -345,6 +344,9 @@
       </w:r>
     </w:p>
     <w:p>
+      <w:pPr>
+        <w:pStyle w:val="Heading2"/>
+      </w:pPr>
       <w:r>
         <w:t>Erstellung des Strahlungsverteilungsplans ("Dose Mapping")</w:t>
       </w:r>
@@ -360,6 +362,9 @@
       </w:r>
     </w:p>
     <w:p>
+      <w:pPr>
+        <w:pStyle w:val="Heading2"/>
+      </w:pPr>
       <w:r>
         <w:t>Erneute Abnahmeprüfung</w:t>
       </w:r>
@@ -370,6 +375,9 @@
       </w:r>
     </w:p>
     <w:p>
+      <w:pPr>
+        <w:pStyle w:val="Heading2"/>
+      </w:pPr>
       <w:r>
         <w:t>Räumlichkeiten</w:t>
       </w:r>
@@ -380,6 +388,9 @@
       </w:r>
     </w:p>
     <w:p>
+      <w:pPr>
+        <w:pStyle w:val="Heading2"/>
+      </w:pPr>
       <w:r>
         <w:t>Behandlung</w:t>
       </w:r>
@@ -415,6 +426,9 @@
       </w:r>
     </w:p>
     <w:p>
+      <w:pPr>
+        <w:pStyle w:val="Heading2"/>
+      </w:pPr>
       <w:r>
         <w:t>Gammabestrahlungsanlagen</w:t>
       </w:r>
@@ -445,6 +459,9 @@
       </w:r>
     </w:p>
     <w:p>
+      <w:pPr>
+        <w:pStyle w:val="Heading2"/>
+      </w:pPr>
       <w:r>
         <w:t>Elektronenbestrahlungsanlagen</w:t>
       </w:r>
@@ -460,6 +477,9 @@
       </w:r>
     </w:p>
     <w:p>
+      <w:pPr>
+        <w:pStyle w:val="Heading2"/>
+      </w:pPr>
       <w:r>
         <w:t>Dokumentation</w:t>
       </w:r>
@@ -485,18 +505,16 @@
       </w:r>
     </w:p>
     <w:p>
+      <w:pPr>
+        <w:pStyle w:val="Heading2"/>
+      </w:pPr>
       <w:r>
         <w:t>Mikrobiologische Kontrolle</w:t>
       </w:r>
     </w:p>
     <w:p>
       <w:r>
-        <w:t>46. Die mikrobiologische Kontrolle fällt in die Zuständigkeit des pharmazeutischen Unterneh-</w:t>
-      </w:r>
-    </w:p>
-    <w:p>
-      <w:r>
-        <w:t>mers. Dazu kann entsprechend der Festlegung in den Zulassungsunterlagen eine Überwachung der Umgebungsbedingungen bei der Herstellung des Produktes und eine laufende Kontrolle des Produkts vor der Bestrahlung gehören.</w:t>
+        <w:t>46. Die mikrobiologische Kontrolle fällt in die Zuständigkeit des pharmazeutischen Unternehmers. Dazu kann entsprechend der Festlegung in den Zulassungsunterlagen eine Überwachung der Umgebungsbedingungen bei der Herstellung des Produktes und eine laufende Kontrolle des Produkts vor der Bestrahlung gehören.</w:t>
       </w:r>
     </w:p>
     <w:sectPr>
